--- a/tillsyn/A 59973-2025 tillsynsbegäran.docx
+++ b/tillsyn/A 59973-2025 tillsynsbegäran.docx
@@ -1482,7 +1482,7 @@
     <w:r>
       <w:tab/>
       <w:tab/>
-      <w:t>2026-06-04</w:t>
+      <w:t>2026-06-05</w:t>
       <w:br/>
       <w:br/>
     </w:r>

--- a/tillsyn/A 59973-2025 tillsynsbegäran.docx
+++ b/tillsyn/A 59973-2025 tillsynsbegäran.docx
@@ -1482,7 +1482,7 @@
     <w:r>
       <w:tab/>
       <w:tab/>
-      <w:t>2026-06-05</w:t>
+      <w:t>2026-06-06</w:t>
       <w:br/>
       <w:br/>
     </w:r>

--- a/tillsyn/A 59973-2025 tillsynsbegäran.docx
+++ b/tillsyn/A 59973-2025 tillsynsbegäran.docx
@@ -1482,7 +1482,7 @@
     <w:r>
       <w:tab/>
       <w:tab/>
-      <w:t>2026-06-06</w:t>
+      <w:t>2026-06-07</w:t>
       <w:br/>
       <w:br/>
     </w:r>

--- a/tillsyn/A 59973-2025 tillsynsbegäran.docx
+++ b/tillsyn/A 59973-2025 tillsynsbegäran.docx
@@ -1482,7 +1482,7 @@
     <w:r>
       <w:tab/>
       <w:tab/>
-      <w:t>2026-06-07</w:t>
+      <w:t>2026-06-08</w:t>
       <w:br/>
       <w:br/>
     </w:r>

--- a/tillsyn/A 59973-2025 tillsynsbegäran.docx
+++ b/tillsyn/A 59973-2025 tillsynsbegäran.docx
@@ -1482,7 +1482,7 @@
     <w:r>
       <w:tab/>
       <w:tab/>
-      <w:t>2026-06-08</w:t>
+      <w:t>2026-06-09</w:t>
       <w:br/>
       <w:br/>
     </w:r>

--- a/tillsyn/A 59973-2025 tillsynsbegäran.docx
+++ b/tillsyn/A 59973-2025 tillsynsbegäran.docx
@@ -1482,7 +1482,7 @@
     <w:r>
       <w:tab/>
       <w:tab/>
-      <w:t>2026-06-09</w:t>
+      <w:t>2026-06-10</w:t>
       <w:br/>
       <w:br/>
     </w:r>

--- a/tillsyn/A 59973-2025 tillsynsbegäran.docx
+++ b/tillsyn/A 59973-2025 tillsynsbegäran.docx
@@ -1482,7 +1482,7 @@
     <w:r>
       <w:tab/>
       <w:tab/>
-      <w:t>2026-06-10</w:t>
+      <w:t>2026-06-11</w:t>
       <w:br/>
       <w:br/>
     </w:r>

--- a/tillsyn/A 59973-2025 tillsynsbegäran.docx
+++ b/tillsyn/A 59973-2025 tillsynsbegäran.docx
@@ -1482,7 +1482,7 @@
     <w:r>
       <w:tab/>
       <w:tab/>
-      <w:t>2026-06-11</w:t>
+      <w:t>2026-06-12</w:t>
       <w:br/>
       <w:br/>
     </w:r>
